--- a/docs/docx/04_DATA_COLLECTION.docx
+++ b/docs/docx/04_DATA_COLLECTION.docx
@@ -2,7 +2,7 @@
 <file path=word/document.xml><?xml version="1.0" encoding="utf-8"?>
 <w:document xmlns:w="http://schemas.openxmlformats.org/wordprocessingml/2006/main" xmlns:m="http://schemas.openxmlformats.org/officeDocument/2006/math" xmlns:r="http://schemas.openxmlformats.org/officeDocument/2006/relationships" xmlns:o="urn:schemas-microsoft-com:office:office" xmlns:v="urn:schemas-microsoft-com:vml" xmlns:w10="urn:schemas-microsoft-com:office:word" xmlns:a="http://schemas.openxmlformats.org/drawingml/2006/main" xmlns:pic="http://schemas.openxmlformats.org/drawingml/2006/picture" xmlns:wp="http://schemas.openxmlformats.org/drawingml/2006/wordprocessingDrawing">
   <w:body>
-    <w:bookmarkStart w:id="63" w:name="X0c97488b461308c2acfb4dfe75a421638ae5c3b"/>
+    <w:bookmarkStart w:id="64" w:name="X0c97488b461308c2acfb4dfe75a421638ae5c3b"/>
     <w:p>
       <w:pPr>
         <w:pStyle w:val="Heading1"/>
@@ -33,7 +33,7 @@
           <w:b/>
           <w:bCs/>
         </w:rPr>
-        <w:t xml:space="preserve">3.10.581</w:t>
+        <w:t xml:space="preserve">3.10.696</w:t>
       </w:r>
       <w:r>
         <w:t xml:space="preserve"> </w:t>
@@ -13547,7 +13547,7 @@
     </w:p>
     <w:bookmarkEnd w:id="53"/>
     <w:bookmarkEnd w:id="54"/>
-    <w:bookmarkStart w:id="62" w:name="вспомогательные-макросы-и-установка"/>
+    <w:bookmarkStart w:id="63" w:name="вспомогательные-макросы-и-установка"/>
     <w:p>
       <w:pPr>
         <w:pStyle w:val="Heading2"/>
@@ -13762,7 +13762,7 @@
         <w:t xml:space="preserve">.</w:t>
       </w:r>
     </w:p>
-    <w:bookmarkStart w:id="58" w:name="заполнение-файлы-источники"/>
+    <w:bookmarkStart w:id="59" w:name="заполнение-файлы-источники"/>
     <w:p>
       <w:pPr>
         <w:pStyle w:val="Heading3"/>
@@ -13957,6 +13957,104 @@
         <w:pStyle w:val="BodyText"/>
       </w:pPr>
       <w:r>
+        <w:rPr>
+          <w:b/>
+          <w:bCs/>
+        </w:rPr>
+        <w:t xml:space="preserve">Безопасность путей (3.10.711):</w:t>
+      </w:r>
+      <w:r>
+        <w:t xml:space="preserve"> </w:t>
+      </w:r>
+      <w:r>
+        <w:t xml:space="preserve">по умолчанию разрешены только доверенные корни (домашний каталог пользователя, на Windows также</w:t>
+      </w:r>
+      <w:r>
+        <w:t xml:space="preserve"> </w:t>
+      </w:r>
+      <w:r>
+        <w:rPr>
+          <w:rStyle w:val="VerbatimChar"/>
+        </w:rPr>
+        <w:t xml:space="preserve">S:\{user}</w:t>
+      </w:r>
+      <w:r>
+        <w:t xml:space="preserve"> </w:t>
+      </w:r>
+      <w:r>
+        <w:t xml:space="preserve">и диск</w:t>
+      </w:r>
+      <w:r>
+        <w:t xml:space="preserve"> </w:t>
+      </w:r>
+      <w:r>
+        <w:rPr>
+          <w:rStyle w:val="VerbatimChar"/>
+        </w:rPr>
+        <w:t xml:space="preserve">H:\</w:t>
+      </w:r>
+      <w:r>
+        <w:t xml:space="preserve">, плюс каталог книги). Шары и другие диски — через глобальную</w:t>
+      </w:r>
+      <w:r>
+        <w:t xml:space="preserve"> </w:t>
+      </w:r>
+      <w:r>
+        <w:rPr>
+          <w:rStyle w:val="VerbatimChar"/>
+        </w:rPr>
+        <w:t xml:space="preserve">Merge_Allowed_Source_Roots</w:t>
+      </w:r>
+      <w:r>
+        <w:t xml:space="preserve"> </w:t>
+      </w:r>
+      <w:r>
+        <w:t xml:space="preserve">или env</w:t>
+      </w:r>
+      <w:r>
+        <w:t xml:space="preserve"> </w:t>
+      </w:r>
+      <w:r>
+        <w:rPr>
+          <w:rStyle w:val="VerbatimChar"/>
+        </w:rPr>
+        <w:t xml:space="preserve">MERGE_ALLOWED_SOURCE_ROOTS</w:t>
+      </w:r>
+      <w:r>
+        <w:t xml:space="preserve">. Отключение проверки:</w:t>
+      </w:r>
+      <w:r>
+        <w:t xml:space="preserve"> </w:t>
+      </w:r>
+      <w:r>
+        <w:rPr>
+          <w:rStyle w:val="VerbatimChar"/>
+        </w:rPr>
+        <w:t xml:space="preserve">MERGE_SOURCE_ROOTS_MODE=off</w:t>
+      </w:r>
+      <w:r>
+        <w:t xml:space="preserve">. См.</w:t>
+      </w:r>
+      <w:r>
+        <w:t xml:space="preserve"> </w:t>
+      </w:r>
+      <w:hyperlink r:id="rId58">
+        <w:r>
+          <w:rPr>
+            <w:rStyle w:val="Hyperlink"/>
+          </w:rPr>
+          <w:t xml:space="preserve">19_SECURITY.md</w:t>
+        </w:r>
+      </w:hyperlink>
+      <w:r>
+        <w:t xml:space="preserve">.</w:t>
+      </w:r>
+    </w:p>
+    <w:p>
+      <w:pPr>
+        <w:pStyle w:val="BodyText"/>
+      </w:pPr>
+      <w:r>
         <w:t xml:space="preserve">Подробнее:</w:t>
       </w:r>
       <w:r>
@@ -13988,8 +14086,8 @@
         <w:t xml:space="preserve">.</w:t>
       </w:r>
     </w:p>
-    <w:bookmarkEnd w:id="58"/>
-    <w:bookmarkStart w:id="60" w:name="оформление-результата"/>
+    <w:bookmarkEnd w:id="59"/>
+    <w:bookmarkStart w:id="61" w:name="оформление-результата"/>
     <w:p>
       <w:pPr>
         <w:pStyle w:val="Heading3"/>
@@ -14347,7 +14445,7 @@
       <w:r>
         <w:t xml:space="preserve"> </w:t>
       </w:r>
-      <w:hyperlink r:id="rId59">
+      <w:hyperlink r:id="rId60">
         <w:r>
           <w:rPr>
             <w:rStyle w:val="Hyperlink"/>
@@ -14359,8 +14457,8 @@
         <w:t xml:space="preserve">).</w:t>
       </w:r>
     </w:p>
-    <w:bookmarkEnd w:id="60"/>
-    <w:bookmarkStart w:id="61" w:name="диалог-подтверждения-перед-сбором"/>
+    <w:bookmarkEnd w:id="61"/>
+    <w:bookmarkStart w:id="62" w:name="диалог-подтверждения-перед-сбором"/>
     <w:p>
       <w:pPr>
         <w:pStyle w:val="Heading3"/>
@@ -14480,9 +14578,9 @@
         <w:t xml:space="preserve">, не в этом диалоге.</w:t>
       </w:r>
     </w:p>
-    <w:bookmarkEnd w:id="61"/>
     <w:bookmarkEnd w:id="62"/>
     <w:bookmarkEnd w:id="63"/>
+    <w:bookmarkEnd w:id="64"/>
     <w:sectPr>
       <w:footnotePr>
         <w:numRestart w:val="eachSect"/>
